--- a/docs/bugs_and_features.docx
+++ b/docs/bugs_and_features.docx
@@ -67,71 +67,6 @@
         <w:rPr>
           <w:rFonts w:ascii="Times New Roman" w:hAnsi="Times New Roman" w:cs="Times New Roman"/>
         </w:rPr>
-        <w:t>Elfelejtett jelszó és jelszó emlékeztető</w:t>
-      </w:r>
-    </w:p>
-    <w:p>
-      <w:pPr>
-        <w:pStyle w:val="Listaszerbekezds"/>
-        <w:numPr>
-          <w:ilvl w:val="0"/>
-          <w:numId w:val="1"/>
-        </w:numPr>
-        <w:ind w:left="1080"/>
-        <w:rPr>
-          <w:rFonts w:ascii="Times New Roman" w:hAnsi="Times New Roman" w:cs="Times New Roman"/>
-        </w:rPr>
-      </w:pPr>
-      <w:r>
-        <w:rPr>
-          <w:rFonts w:ascii="Times New Roman" w:hAnsi="Times New Roman" w:cs="Times New Roman"/>
-        </w:rPr>
-        <w:t>Elcsúszó menüelemek kis és nagynézetben</w:t>
-      </w:r>
-    </w:p>
-    <w:p>
-      <w:pPr>
-        <w:pStyle w:val="Listaszerbekezds"/>
-        <w:numPr>
-          <w:ilvl w:val="0"/>
-          <w:numId w:val="1"/>
-        </w:numPr>
-        <w:ind w:left="1080"/>
-        <w:rPr>
-          <w:rFonts w:ascii="Times New Roman" w:hAnsi="Times New Roman" w:cs="Times New Roman"/>
-        </w:rPr>
-      </w:pPr>
-      <w:proofErr w:type="spellStart"/>
-      <w:r>
-        <w:rPr>
-          <w:rFonts w:ascii="Times New Roman" w:hAnsi="Times New Roman" w:cs="Times New Roman"/>
-        </w:rPr>
-        <w:t>Admin</w:t>
-      </w:r>
-      <w:proofErr w:type="spellEnd"/>
-      <w:r>
-        <w:rPr>
-          <w:rFonts w:ascii="Times New Roman" w:hAnsi="Times New Roman" w:cs="Times New Roman"/>
-        </w:rPr>
-        <w:t xml:space="preserve"> menük kivezetése egy új oldalra</w:t>
-      </w:r>
-    </w:p>
-    <w:p>
-      <w:pPr>
-        <w:pStyle w:val="Listaszerbekezds"/>
-        <w:numPr>
-          <w:ilvl w:val="0"/>
-          <w:numId w:val="1"/>
-        </w:numPr>
-        <w:ind w:left="1080"/>
-        <w:rPr>
-          <w:rFonts w:ascii="Times New Roman" w:hAnsi="Times New Roman" w:cs="Times New Roman"/>
-        </w:rPr>
-      </w:pPr>
-      <w:r>
-        <w:rPr>
-          <w:rFonts w:ascii="Times New Roman" w:hAnsi="Times New Roman" w:cs="Times New Roman"/>
-        </w:rPr>
         <w:t xml:space="preserve">Kétfaktoros azonosítás bevezetése opcionálisan, </w:t>
       </w:r>
       <w:proofErr w:type="spellStart"/>
@@ -185,25 +120,6 @@
         <w:rPr>
           <w:rFonts w:ascii="Times New Roman" w:hAnsi="Times New Roman" w:cs="Times New Roman"/>
         </w:rPr>
-        <w:t>Mobilos és normál nézet rendbetétele</w:t>
-      </w:r>
-    </w:p>
-    <w:p>
-      <w:pPr>
-        <w:pStyle w:val="Listaszerbekezds"/>
-        <w:numPr>
-          <w:ilvl w:val="0"/>
-          <w:numId w:val="2"/>
-        </w:numPr>
-        <w:ind w:left="1080"/>
-        <w:rPr>
-          <w:rFonts w:ascii="Times New Roman" w:hAnsi="Times New Roman" w:cs="Times New Roman"/>
-        </w:rPr>
-      </w:pPr>
-      <w:r>
-        <w:rPr>
-          <w:rFonts w:ascii="Times New Roman" w:hAnsi="Times New Roman" w:cs="Times New Roman"/>
-        </w:rPr>
         <w:t xml:space="preserve">Kezdeti </w:t>
       </w:r>
       <w:r>
@@ -217,91 +133,6 @@
           <w:rFonts w:ascii="Times New Roman" w:hAnsi="Times New Roman" w:cs="Times New Roman"/>
         </w:rPr>
         <w:t xml:space="preserve"> e-mail aktiváló kóddal a felhasználóknak és intézményeknek</w:t>
-      </w:r>
-    </w:p>
-    <w:p>
-      <w:pPr>
-        <w:pStyle w:val="Listaszerbekezds"/>
-        <w:numPr>
-          <w:ilvl w:val="0"/>
-          <w:numId w:val="2"/>
-        </w:numPr>
-        <w:ind w:left="1080"/>
-        <w:rPr>
-          <w:rFonts w:ascii="Times New Roman" w:hAnsi="Times New Roman" w:cs="Times New Roman"/>
-        </w:rPr>
-      </w:pPr>
-      <w:r>
-        <w:rPr>
-          <w:rFonts w:ascii="Times New Roman" w:hAnsi="Times New Roman" w:cs="Times New Roman"/>
-        </w:rPr>
-        <w:t>Kezdeti jogosultság beállítása az új felhasználóknak</w:t>
-      </w:r>
-    </w:p>
-    <w:p>
-      <w:pPr>
-        <w:pStyle w:val="Listaszerbekezds"/>
-        <w:numPr>
-          <w:ilvl w:val="0"/>
-          <w:numId w:val="2"/>
-        </w:numPr>
-        <w:ind w:left="1080"/>
-        <w:rPr>
-          <w:rFonts w:ascii="Times New Roman" w:hAnsi="Times New Roman" w:cs="Times New Roman"/>
-        </w:rPr>
-      </w:pPr>
-      <w:r>
-        <w:rPr>
-          <w:rFonts w:ascii="Times New Roman" w:hAnsi="Times New Roman" w:cs="Times New Roman"/>
-        </w:rPr>
-        <w:t>Üres adatbázis létrehozásának lehetővé tétele</w:t>
-      </w:r>
-    </w:p>
-    <w:p>
-      <w:pPr>
-        <w:pStyle w:val="Listaszerbekezds"/>
-        <w:numPr>
-          <w:ilvl w:val="0"/>
-          <w:numId w:val="2"/>
-        </w:numPr>
-        <w:ind w:left="1080"/>
-        <w:rPr>
-          <w:rFonts w:ascii="Times New Roman" w:hAnsi="Times New Roman" w:cs="Times New Roman"/>
-        </w:rPr>
-      </w:pPr>
-      <w:r>
-        <w:rPr>
-          <w:rFonts w:ascii="Times New Roman" w:hAnsi="Times New Roman" w:cs="Times New Roman"/>
-        </w:rPr>
-        <w:t xml:space="preserve">Regisztráció tényének és </w:t>
-      </w:r>
-      <w:proofErr w:type="spellStart"/>
-      <w:r>
-        <w:rPr>
-          <w:rFonts w:ascii="Times New Roman" w:hAnsi="Times New Roman" w:cs="Times New Roman"/>
-        </w:rPr>
-        <w:t>validlásának</w:t>
-      </w:r>
-      <w:proofErr w:type="spellEnd"/>
-      <w:r>
-        <w:rPr>
-          <w:rFonts w:ascii="Times New Roman" w:hAnsi="Times New Roman" w:cs="Times New Roman"/>
-        </w:rPr>
-        <w:t xml:space="preserve"> rögzítése az adatbázisban és feltüntetése az </w:t>
-      </w:r>
-      <w:proofErr w:type="spellStart"/>
-      <w:r>
-        <w:rPr>
-          <w:rFonts w:ascii="Times New Roman" w:hAnsi="Times New Roman" w:cs="Times New Roman"/>
-        </w:rPr>
-        <w:t>admin</w:t>
-      </w:r>
-      <w:proofErr w:type="spellEnd"/>
-      <w:r>
-        <w:rPr>
-          <w:rFonts w:ascii="Times New Roman" w:hAnsi="Times New Roman" w:cs="Times New Roman"/>
-        </w:rPr>
-        <w:t xml:space="preserve"> panelen</w:t>
       </w:r>
     </w:p>
     <w:p>
@@ -370,7 +201,7 @@
         <w:rPr>
           <w:rFonts w:ascii="Times New Roman" w:hAnsi="Times New Roman" w:cs="Times New Roman"/>
         </w:rPr>
-        <w:t>keresősáv működtetése</w:t>
+        <w:t>Csoportok menüpont létrehozása</w:t>
       </w:r>
     </w:p>
     <w:p>
@@ -389,7 +220,7 @@
         <w:rPr>
           <w:rFonts w:ascii="Times New Roman" w:hAnsi="Times New Roman" w:cs="Times New Roman"/>
         </w:rPr>
-        <w:t>Csoportok menüpont létrehozása</w:t>
+        <w:t>Csoportok menüpont statisztikai funkciója</w:t>
       </w:r>
     </w:p>
     <w:p>
@@ -408,7 +239,7 @@
         <w:rPr>
           <w:rFonts w:ascii="Times New Roman" w:hAnsi="Times New Roman" w:cs="Times New Roman"/>
         </w:rPr>
-        <w:t>Csoportok menüpont statisztikai funkciója</w:t>
+        <w:t xml:space="preserve"> „Kérelem”, funkció bevezetése</w:t>
       </w:r>
     </w:p>
     <w:p>
@@ -427,7 +258,7 @@
         <w:rPr>
           <w:rFonts w:ascii="Times New Roman" w:hAnsi="Times New Roman" w:cs="Times New Roman"/>
         </w:rPr>
-        <w:t>„Jelszó”, „Kérelem”, „Hozzájárulás”, „Törlés” funkciók bevezetése</w:t>
+        <w:t>Engedélyek megjelenítése és gombnyomással való törlése</w:t>
       </w:r>
     </w:p>
     <w:p>
@@ -446,601 +277,8 @@
         <w:rPr>
           <w:rFonts w:ascii="Times New Roman" w:hAnsi="Times New Roman" w:cs="Times New Roman"/>
         </w:rPr>
-        <w:t>Engedélyek megjelenítése és gombnyomással való törlése</w:t>
-      </w:r>
-    </w:p>
-    <w:p>
-      <w:pPr>
-        <w:pStyle w:val="Listaszerbekezds"/>
-        <w:numPr>
-          <w:ilvl w:val="1"/>
-          <w:numId w:val="3"/>
-        </w:numPr>
-        <w:ind w:left="1800"/>
-        <w:rPr>
-          <w:rFonts w:ascii="Times New Roman" w:hAnsi="Times New Roman" w:cs="Times New Roman"/>
-        </w:rPr>
-      </w:pPr>
-      <w:proofErr w:type="spellStart"/>
-      <w:r>
-        <w:rPr>
-          <w:rFonts w:ascii="Times New Roman" w:hAnsi="Times New Roman" w:cs="Times New Roman"/>
-        </w:rPr>
-        <w:t>Nav</w:t>
-      </w:r>
-      <w:proofErr w:type="spellEnd"/>
-      <w:r>
-        <w:rPr>
-          <w:rFonts w:ascii="Times New Roman" w:hAnsi="Times New Roman" w:cs="Times New Roman"/>
-        </w:rPr>
-        <w:t xml:space="preserve"> menü hivatkozások</w:t>
-      </w:r>
-    </w:p>
-    <w:p>
-      <w:pPr>
-        <w:pStyle w:val="Listaszerbekezds"/>
-        <w:numPr>
-          <w:ilvl w:val="1"/>
-          <w:numId w:val="3"/>
-        </w:numPr>
-        <w:ind w:left="1800"/>
-        <w:rPr>
-          <w:rFonts w:ascii="Times New Roman" w:hAnsi="Times New Roman" w:cs="Times New Roman"/>
-        </w:rPr>
-      </w:pPr>
-      <w:proofErr w:type="spellStart"/>
-      <w:r>
-        <w:rPr>
-          <w:rFonts w:ascii="Times New Roman" w:hAnsi="Times New Roman" w:cs="Times New Roman"/>
-        </w:rPr>
-        <w:t>Nav</w:t>
-      </w:r>
-      <w:proofErr w:type="spellEnd"/>
-      <w:r>
-        <w:rPr>
-          <w:rFonts w:ascii="Times New Roman" w:hAnsi="Times New Roman" w:cs="Times New Roman"/>
-        </w:rPr>
-        <w:t xml:space="preserve"> menü méretezés</w:t>
-      </w:r>
-    </w:p>
-    <w:p>
-      <w:pPr>
-        <w:pStyle w:val="Listaszerbekezds"/>
-        <w:numPr>
-          <w:ilvl w:val="1"/>
-          <w:numId w:val="3"/>
-        </w:numPr>
-        <w:ind w:left="1800"/>
-        <w:rPr>
-          <w:rFonts w:ascii="Times New Roman" w:hAnsi="Times New Roman" w:cs="Times New Roman"/>
-        </w:rPr>
-      </w:pPr>
-      <w:r>
-        <w:rPr>
-          <w:rFonts w:ascii="Times New Roman" w:hAnsi="Times New Roman" w:cs="Times New Roman"/>
-        </w:rPr>
-        <w:t>lehetőség az AI generálás nyomtatására (opcionális)</w:t>
-      </w:r>
-    </w:p>
-    <w:p>
-      <w:pPr>
-        <w:pStyle w:val="Listaszerbekezds"/>
-        <w:numPr>
-          <w:ilvl w:val="1"/>
-          <w:numId w:val="3"/>
-        </w:numPr>
-        <w:ind w:left="1800"/>
-        <w:rPr>
-          <w:rFonts w:ascii="Times New Roman" w:hAnsi="Times New Roman" w:cs="Times New Roman"/>
-        </w:rPr>
-      </w:pPr>
-      <w:r>
-        <w:rPr>
-          <w:rFonts w:ascii="Times New Roman" w:hAnsi="Times New Roman" w:cs="Times New Roman"/>
-        </w:rPr>
-        <w:t>Új értékelések „pedagógiai” anyag szövegének univerzálissá tétele</w:t>
-      </w:r>
-    </w:p>
-    <w:p>
-      <w:pPr>
-        <w:pStyle w:val="Listaszerbekezds"/>
-        <w:numPr>
-          <w:ilvl w:val="1"/>
-          <w:numId w:val="3"/>
-        </w:numPr>
-        <w:ind w:left="1800"/>
-        <w:rPr>
-          <w:rFonts w:ascii="Times New Roman" w:hAnsi="Times New Roman" w:cs="Times New Roman"/>
-        </w:rPr>
-      </w:pPr>
-      <w:r>
-        <w:rPr>
-          <w:rFonts w:ascii="Times New Roman" w:hAnsi="Times New Roman" w:cs="Times New Roman"/>
-        </w:rPr>
-        <w:t>Új értékelések sablon panelek felajánlása</w:t>
-      </w:r>
-    </w:p>
-    <w:p>
-      <w:pPr>
-        <w:pStyle w:val="Listaszerbekezds"/>
-        <w:numPr>
-          <w:ilvl w:val="1"/>
-          <w:numId w:val="3"/>
-        </w:numPr>
-        <w:ind w:left="1800"/>
-        <w:rPr>
-          <w:rFonts w:ascii="Times New Roman" w:hAnsi="Times New Roman" w:cs="Times New Roman"/>
-        </w:rPr>
-      </w:pPr>
-      <w:r>
-        <w:rPr>
-          <w:rFonts w:ascii="Times New Roman" w:hAnsi="Times New Roman" w:cs="Times New Roman"/>
-        </w:rPr>
         <w:t>Értékelések szerkeszthetővé tétele</w:t>
       </w:r>
-    </w:p>
-    <w:p>
-      <w:pPr>
-        <w:pStyle w:val="Listaszerbekezds"/>
-        <w:numPr>
-          <w:ilvl w:val="0"/>
-          <w:numId w:val="3"/>
-        </w:numPr>
-        <w:ind w:left="1080"/>
-        <w:rPr>
-          <w:rFonts w:ascii="Times New Roman" w:hAnsi="Times New Roman" w:cs="Times New Roman"/>
-        </w:rPr>
-      </w:pPr>
-      <w:r>
-        <w:rPr>
-          <w:rFonts w:ascii="Times New Roman" w:hAnsi="Times New Roman" w:cs="Times New Roman"/>
-        </w:rPr>
-        <w:t>Csoportos</w:t>
-      </w:r>
-    </w:p>
-    <w:p>
-      <w:pPr>
-        <w:pStyle w:val="Listaszerbekezds"/>
-        <w:numPr>
-          <w:ilvl w:val="1"/>
-          <w:numId w:val="3"/>
-        </w:numPr>
-        <w:ind w:left="1800"/>
-        <w:rPr>
-          <w:rFonts w:ascii="Times New Roman" w:hAnsi="Times New Roman" w:cs="Times New Roman"/>
-        </w:rPr>
-      </w:pPr>
-      <w:r>
-        <w:rPr>
-          <w:rFonts w:ascii="Times New Roman" w:hAnsi="Times New Roman" w:cs="Times New Roman"/>
-        </w:rPr>
-        <w:t>utasító üzenet a csoportos értékelésekhez és gombok elrejtése</w:t>
-      </w:r>
-    </w:p>
-    <w:p>
-      <w:pPr>
-        <w:pStyle w:val="Listaszerbekezds"/>
-        <w:numPr>
-          <w:ilvl w:val="1"/>
-          <w:numId w:val="3"/>
-        </w:numPr>
-        <w:ind w:left="1800"/>
-        <w:rPr>
-          <w:rFonts w:ascii="Times New Roman" w:hAnsi="Times New Roman" w:cs="Times New Roman"/>
-        </w:rPr>
-      </w:pPr>
-      <w:r>
-        <w:rPr>
-          <w:rFonts w:ascii="Times New Roman" w:hAnsi="Times New Roman" w:cs="Times New Roman"/>
-        </w:rPr>
-        <w:t>csoportos értékelések ellenőrzése számítási és statisztikai szempontból</w:t>
-      </w:r>
-    </w:p>
-    <w:p>
-      <w:pPr>
-        <w:pStyle w:val="Listaszerbekezds"/>
-        <w:numPr>
-          <w:ilvl w:val="1"/>
-          <w:numId w:val="3"/>
-        </w:numPr>
-        <w:ind w:left="1800"/>
-        <w:rPr>
-          <w:rFonts w:ascii="Times New Roman" w:hAnsi="Times New Roman" w:cs="Times New Roman"/>
-        </w:rPr>
-      </w:pPr>
-      <w:r>
-        <w:rPr>
-          <w:rFonts w:ascii="Times New Roman" w:hAnsi="Times New Roman" w:cs="Times New Roman"/>
-        </w:rPr>
-        <w:t>„</w:t>
-      </w:r>
-      <w:proofErr w:type="spellStart"/>
-      <w:r>
-        <w:rPr>
-          <w:rFonts w:ascii="Times New Roman" w:hAnsi="Times New Roman" w:cs="Times New Roman"/>
-        </w:rPr>
-        <w:t>Invalid</w:t>
-      </w:r>
-      <w:proofErr w:type="spellEnd"/>
-      <w:r>
-        <w:rPr>
-          <w:rFonts w:ascii="Times New Roman" w:hAnsi="Times New Roman" w:cs="Times New Roman"/>
-        </w:rPr>
-        <w:t xml:space="preserve"> </w:t>
-      </w:r>
-      <w:proofErr w:type="spellStart"/>
-      <w:r>
-        <w:rPr>
-          <w:rFonts w:ascii="Times New Roman" w:hAnsi="Times New Roman" w:cs="Times New Roman"/>
-        </w:rPr>
-        <w:t>array</w:t>
-      </w:r>
-      <w:proofErr w:type="spellEnd"/>
-      <w:r>
-        <w:rPr>
-          <w:rFonts w:ascii="Times New Roman" w:hAnsi="Times New Roman" w:cs="Times New Roman"/>
-        </w:rPr>
-        <w:t xml:space="preserve"> </w:t>
-      </w:r>
-      <w:proofErr w:type="spellStart"/>
-      <w:r>
-        <w:rPr>
-          <w:rFonts w:ascii="Times New Roman" w:hAnsi="Times New Roman" w:cs="Times New Roman"/>
-        </w:rPr>
-        <w:t>length</w:t>
-      </w:r>
-      <w:proofErr w:type="spellEnd"/>
-      <w:r>
-        <w:rPr>
-          <w:rFonts w:ascii="Times New Roman" w:hAnsi="Times New Roman" w:cs="Times New Roman"/>
-        </w:rPr>
-        <w:t>” hiba megoldása</w:t>
-      </w:r>
-    </w:p>
-    <w:p>
-      <w:pPr>
-        <w:pStyle w:val="Listaszerbekezds"/>
-        <w:numPr>
-          <w:ilvl w:val="1"/>
-          <w:numId w:val="3"/>
-        </w:numPr>
-        <w:ind w:left="1800"/>
-        <w:rPr>
-          <w:rFonts w:ascii="Times New Roman" w:hAnsi="Times New Roman" w:cs="Times New Roman"/>
-        </w:rPr>
-      </w:pPr>
-      <w:r>
-        <w:rPr>
-          <w:rFonts w:ascii="Times New Roman" w:hAnsi="Times New Roman" w:cs="Times New Roman"/>
-        </w:rPr>
-        <w:t>Mailben küldés elvetése</w:t>
-      </w:r>
-    </w:p>
-    <w:p>
-      <w:pPr>
-        <w:pStyle w:val="Listaszerbekezds"/>
-        <w:numPr>
-          <w:ilvl w:val="1"/>
-          <w:numId w:val="3"/>
-        </w:numPr>
-        <w:ind w:left="1800"/>
-        <w:rPr>
-          <w:rFonts w:ascii="Times New Roman" w:hAnsi="Times New Roman" w:cs="Times New Roman"/>
-        </w:rPr>
-      </w:pPr>
-      <w:r>
-        <w:rPr>
-          <w:rFonts w:ascii="Times New Roman" w:hAnsi="Times New Roman" w:cs="Times New Roman"/>
-        </w:rPr>
-        <w:t>fejlődési görbe színeinek elrejtése</w:t>
-      </w:r>
-    </w:p>
-    <w:p>
-      <w:pPr>
-        <w:pStyle w:val="Listaszerbekezds"/>
-        <w:numPr>
-          <w:ilvl w:val="1"/>
-          <w:numId w:val="3"/>
-        </w:numPr>
-        <w:ind w:left="1800"/>
-        <w:rPr>
-          <w:rFonts w:ascii="Times New Roman" w:hAnsi="Times New Roman" w:cs="Times New Roman"/>
-        </w:rPr>
-      </w:pPr>
-      <w:r>
-        <w:rPr>
-          <w:rFonts w:ascii="Times New Roman" w:hAnsi="Times New Roman" w:cs="Times New Roman"/>
-        </w:rPr>
-        <w:t>statisztikai személy színek árnyalása</w:t>
-      </w:r>
-    </w:p>
-    <w:p>
-      <w:pPr>
-        <w:pStyle w:val="Listaszerbekezds"/>
-        <w:numPr>
-          <w:ilvl w:val="1"/>
-          <w:numId w:val="3"/>
-        </w:numPr>
-        <w:ind w:left="1800"/>
-        <w:rPr>
-          <w:rFonts w:ascii="Times New Roman" w:hAnsi="Times New Roman" w:cs="Times New Roman"/>
-        </w:rPr>
-      </w:pPr>
-      <w:r>
-        <w:rPr>
-          <w:rFonts w:ascii="Times New Roman" w:hAnsi="Times New Roman" w:cs="Times New Roman"/>
-        </w:rPr>
-        <w:t>Váltás a százalékos és menüpontos nézetre</w:t>
-      </w:r>
-    </w:p>
-    <w:p>
-      <w:pPr>
-        <w:pStyle w:val="Listaszerbekezds"/>
-        <w:numPr>
-          <w:ilvl w:val="1"/>
-          <w:numId w:val="3"/>
-        </w:numPr>
-        <w:ind w:left="1800"/>
-        <w:rPr>
-          <w:rFonts w:ascii="Times New Roman" w:hAnsi="Times New Roman" w:cs="Times New Roman"/>
-        </w:rPr>
-      </w:pPr>
-      <w:r>
-        <w:rPr>
-          <w:rFonts w:ascii="Times New Roman" w:hAnsi="Times New Roman" w:cs="Times New Roman"/>
-        </w:rPr>
-        <w:t xml:space="preserve">Váltott százalékos és menüpontos nézet nyomtatási </w:t>
-      </w:r>
-      <w:proofErr w:type="spellStart"/>
-      <w:r>
-        <w:rPr>
-          <w:rFonts w:ascii="Times New Roman" w:hAnsi="Times New Roman" w:cs="Times New Roman"/>
-        </w:rPr>
-        <w:t>switch</w:t>
-      </w:r>
-      <w:proofErr w:type="spellEnd"/>
-    </w:p>
-    <w:p>
-      <w:pPr>
-        <w:pStyle w:val="Listaszerbekezds"/>
-        <w:numPr>
-          <w:ilvl w:val="0"/>
-          <w:numId w:val="3"/>
-        </w:numPr>
-        <w:ind w:left="1080"/>
-        <w:rPr>
-          <w:rFonts w:ascii="Times New Roman" w:hAnsi="Times New Roman" w:cs="Times New Roman"/>
-        </w:rPr>
-      </w:pPr>
-      <w:r>
-        <w:rPr>
-          <w:rFonts w:ascii="Times New Roman" w:hAnsi="Times New Roman" w:cs="Times New Roman"/>
-        </w:rPr>
-        <w:t>egyéni</w:t>
-      </w:r>
-    </w:p>
-    <w:p>
-      <w:pPr>
-        <w:pStyle w:val="Listaszerbekezds"/>
-        <w:numPr>
-          <w:ilvl w:val="1"/>
-          <w:numId w:val="3"/>
-        </w:numPr>
-        <w:ind w:left="1800"/>
-        <w:rPr>
-          <w:rFonts w:ascii="Times New Roman" w:hAnsi="Times New Roman" w:cs="Times New Roman"/>
-        </w:rPr>
-      </w:pPr>
-      <w:r>
-        <w:rPr>
-          <w:rFonts w:ascii="Times New Roman" w:hAnsi="Times New Roman" w:cs="Times New Roman"/>
-        </w:rPr>
-        <w:t>Diagramm nyomtatása az értékelésekkel együtt</w:t>
-      </w:r>
-    </w:p>
-    <w:p>
-      <w:pPr>
-        <w:pStyle w:val="Listaszerbekezds"/>
-        <w:numPr>
-          <w:ilvl w:val="1"/>
-          <w:numId w:val="3"/>
-        </w:numPr>
-        <w:ind w:left="1800"/>
-        <w:rPr>
-          <w:rFonts w:ascii="Times New Roman" w:hAnsi="Times New Roman" w:cs="Times New Roman"/>
-        </w:rPr>
-      </w:pPr>
-      <w:r>
-        <w:rPr>
-          <w:rFonts w:ascii="Times New Roman" w:hAnsi="Times New Roman" w:cs="Times New Roman"/>
-        </w:rPr>
-        <w:t>Generációs gomb helyére tétele</w:t>
-      </w:r>
-    </w:p>
-    <w:p>
-      <w:pPr>
-        <w:pStyle w:val="Listaszerbekezds"/>
-        <w:numPr>
-          <w:ilvl w:val="1"/>
-          <w:numId w:val="3"/>
-        </w:numPr>
-        <w:ind w:left="1800"/>
-        <w:rPr>
-          <w:rFonts w:ascii="Times New Roman" w:hAnsi="Times New Roman" w:cs="Times New Roman"/>
-        </w:rPr>
-      </w:pPr>
-      <w:proofErr w:type="spellStart"/>
-      <w:r>
-        <w:rPr>
-          <w:rFonts w:ascii="Times New Roman" w:hAnsi="Times New Roman" w:cs="Times New Roman"/>
-        </w:rPr>
-        <w:t>dupliklás</w:t>
-      </w:r>
-      <w:proofErr w:type="spellEnd"/>
-      <w:r>
-        <w:rPr>
-          <w:rFonts w:ascii="Times New Roman" w:hAnsi="Times New Roman" w:cs="Times New Roman"/>
-        </w:rPr>
-        <w:t xml:space="preserve"> funkció létrehozása</w:t>
-      </w:r>
-    </w:p>
-    <w:p>
-      <w:pPr>
-        <w:pStyle w:val="Listaszerbekezds"/>
-        <w:numPr>
-          <w:ilvl w:val="1"/>
-          <w:numId w:val="3"/>
-        </w:numPr>
-        <w:ind w:left="1800"/>
-        <w:rPr>
-          <w:rFonts w:ascii="Times New Roman" w:hAnsi="Times New Roman" w:cs="Times New Roman"/>
-        </w:rPr>
-      </w:pPr>
-      <w:r>
-        <w:rPr>
-          <w:rFonts w:ascii="Times New Roman" w:hAnsi="Times New Roman" w:cs="Times New Roman"/>
-        </w:rPr>
-        <w:t>lehetőség az AI generálás nyomtatására (opcionális)</w:t>
-      </w:r>
-    </w:p>
-    <w:p>
-      <w:pPr>
-        <w:pStyle w:val="Listaszerbekezds"/>
-        <w:numPr>
-          <w:ilvl w:val="1"/>
-          <w:numId w:val="3"/>
-        </w:numPr>
-        <w:ind w:left="1800"/>
-        <w:rPr>
-          <w:rFonts w:ascii="Times New Roman" w:hAnsi="Times New Roman" w:cs="Times New Roman"/>
-        </w:rPr>
-      </w:pPr>
-      <w:r>
-        <w:rPr>
-          <w:rFonts w:ascii="Times New Roman" w:hAnsi="Times New Roman" w:cs="Times New Roman"/>
-        </w:rPr>
-        <w:t>Megosztási ablak „</w:t>
-      </w:r>
-      <w:proofErr w:type="spellStart"/>
-      <w:r>
-        <w:rPr>
-          <w:rFonts w:ascii="Times New Roman" w:hAnsi="Times New Roman" w:cs="Times New Roman"/>
-        </w:rPr>
-        <w:t>duplakatt</w:t>
-      </w:r>
-      <w:proofErr w:type="spellEnd"/>
-      <w:r>
-        <w:rPr>
-          <w:rFonts w:ascii="Times New Roman" w:hAnsi="Times New Roman" w:cs="Times New Roman"/>
-        </w:rPr>
-        <w:t>” hibája</w:t>
-      </w:r>
-    </w:p>
-    <w:p>
-      <w:pPr>
-        <w:pStyle w:val="Listaszerbekezds"/>
-        <w:numPr>
-          <w:ilvl w:val="1"/>
-          <w:numId w:val="3"/>
-        </w:numPr>
-        <w:ind w:left="1800"/>
-        <w:rPr>
-          <w:rFonts w:ascii="Times New Roman" w:hAnsi="Times New Roman" w:cs="Times New Roman"/>
-        </w:rPr>
-      </w:pPr>
-      <w:r>
-        <w:rPr>
-          <w:rFonts w:ascii="Times New Roman" w:hAnsi="Times New Roman" w:cs="Times New Roman"/>
-        </w:rPr>
-        <w:t>Megosztás ablak stílusának rendbetétele</w:t>
-      </w:r>
-    </w:p>
-    <w:p>
-      <w:pPr>
-        <w:pStyle w:val="Listaszerbekezds"/>
-        <w:numPr>
-          <w:ilvl w:val="1"/>
-          <w:numId w:val="3"/>
-        </w:numPr>
-        <w:ind w:left="1800"/>
-        <w:rPr>
-          <w:rFonts w:ascii="Times New Roman" w:hAnsi="Times New Roman" w:cs="Times New Roman"/>
-        </w:rPr>
-      </w:pPr>
-      <w:r>
-        <w:rPr>
-          <w:rFonts w:ascii="Times New Roman" w:hAnsi="Times New Roman" w:cs="Times New Roman"/>
-        </w:rPr>
-        <w:t>Átnevezés ablak stílusának rendbetétele</w:t>
-      </w:r>
-    </w:p>
-    <w:p>
-      <w:pPr>
-        <w:pStyle w:val="Listaszerbekezds"/>
-        <w:numPr>
-          <w:ilvl w:val="1"/>
-          <w:numId w:val="3"/>
-        </w:numPr>
-        <w:ind w:left="1800"/>
-        <w:rPr>
-          <w:rFonts w:ascii="Times New Roman" w:hAnsi="Times New Roman" w:cs="Times New Roman"/>
-        </w:rPr>
-      </w:pPr>
-      <w:r>
-        <w:rPr>
-          <w:rFonts w:ascii="Times New Roman" w:hAnsi="Times New Roman" w:cs="Times New Roman"/>
-        </w:rPr>
-        <w:t>Értékelés folytatása gomb animálása</w:t>
-      </w:r>
-    </w:p>
-    <w:p>
-      <w:pPr>
-        <w:pStyle w:val="Listaszerbekezds"/>
-        <w:numPr>
-          <w:ilvl w:val="1"/>
-          <w:numId w:val="3"/>
-        </w:numPr>
-        <w:ind w:left="1800"/>
-        <w:rPr>
-          <w:rFonts w:ascii="Times New Roman" w:hAnsi="Times New Roman" w:cs="Times New Roman"/>
-        </w:rPr>
-      </w:pPr>
-      <w:proofErr w:type="spellStart"/>
-      <w:r>
-        <w:rPr>
-          <w:rFonts w:ascii="Times New Roman" w:hAnsi="Times New Roman" w:cs="Times New Roman"/>
-        </w:rPr>
-        <w:t>tooltippek</w:t>
-      </w:r>
-      <w:proofErr w:type="spellEnd"/>
-      <w:r>
-        <w:rPr>
-          <w:rFonts w:ascii="Times New Roman" w:hAnsi="Times New Roman" w:cs="Times New Roman"/>
-        </w:rPr>
-        <w:t xml:space="preserve"> részletes megjelenítése</w:t>
-      </w:r>
-    </w:p>
-    <w:p>
-      <w:pPr>
-        <w:ind w:left="360"/>
-        <w:rPr>
-          <w:rFonts w:ascii="Times New Roman" w:hAnsi="Times New Roman" w:cs="Times New Roman"/>
-          <w:b/>
-          <w:bCs/>
-          <w:u w:val="single"/>
-        </w:rPr>
-      </w:pPr>
-    </w:p>
-    <w:p>
-      <w:pPr>
-        <w:ind w:left="360"/>
-        <w:rPr>
-          <w:rFonts w:ascii="Times New Roman" w:hAnsi="Times New Roman" w:cs="Times New Roman"/>
-          <w:b/>
-          <w:bCs/>
-          <w:u w:val="single"/>
-        </w:rPr>
-      </w:pPr>
     </w:p>
     <w:p>
       <w:pPr>
@@ -1089,139 +327,7 @@
         <w:rPr>
           <w:rFonts w:ascii="Times New Roman" w:hAnsi="Times New Roman" w:cs="Times New Roman"/>
         </w:rPr>
-        <w:t xml:space="preserve">nevek </w:t>
-      </w:r>
-      <w:r>
-        <w:rPr>
-          <w:rFonts w:ascii="Times New Roman" w:hAnsi="Times New Roman" w:cs="Times New Roman"/>
-        </w:rPr>
-        <w:t>duplázásának</w:t>
-      </w:r>
-      <w:r>
-        <w:rPr>
-          <w:rFonts w:ascii="Times New Roman" w:hAnsi="Times New Roman" w:cs="Times New Roman"/>
-        </w:rPr>
-        <w:t xml:space="preserve"> </w:t>
-      </w:r>
-      <w:r>
-        <w:rPr>
-          <w:rFonts w:ascii="Times New Roman" w:hAnsi="Times New Roman" w:cs="Times New Roman"/>
-        </w:rPr>
-        <w:t>ellenőrzése</w:t>
-      </w:r>
-    </w:p>
-    <w:p>
-      <w:pPr>
-        <w:pStyle w:val="Listaszerbekezds"/>
-        <w:numPr>
-          <w:ilvl w:val="0"/>
-          <w:numId w:val="4"/>
-        </w:numPr>
-        <w:ind w:left="1080"/>
-        <w:rPr>
-          <w:rFonts w:ascii="Times New Roman" w:hAnsi="Times New Roman" w:cs="Times New Roman"/>
-        </w:rPr>
-      </w:pPr>
-      <w:r>
-        <w:rPr>
-          <w:rFonts w:ascii="Times New Roman" w:hAnsi="Times New Roman" w:cs="Times New Roman"/>
-        </w:rPr>
-        <w:t>Üres értékelések Jelzése – nem kiszűrése</w:t>
-      </w:r>
-    </w:p>
-    <w:p>
-      <w:pPr>
-        <w:pStyle w:val="Listaszerbekezds"/>
-        <w:numPr>
-          <w:ilvl w:val="0"/>
-          <w:numId w:val="4"/>
-        </w:numPr>
-        <w:ind w:left="1080"/>
-        <w:rPr>
-          <w:rFonts w:ascii="Times New Roman" w:hAnsi="Times New Roman" w:cs="Times New Roman"/>
-        </w:rPr>
-      </w:pPr>
-      <w:r>
-        <w:rPr>
-          <w:rFonts w:ascii="Times New Roman" w:hAnsi="Times New Roman" w:cs="Times New Roman"/>
-        </w:rPr>
-        <w:t>Engedélyek csoportszintű listázásának és törlésének bevezetése</w:t>
-      </w:r>
-    </w:p>
-    <w:p>
-      <w:pPr>
-        <w:pStyle w:val="Listaszerbekezds"/>
-        <w:numPr>
-          <w:ilvl w:val="0"/>
-          <w:numId w:val="4"/>
-        </w:numPr>
-        <w:ind w:left="1080"/>
-        <w:rPr>
-          <w:rFonts w:ascii="Times New Roman" w:hAnsi="Times New Roman" w:cs="Times New Roman"/>
-        </w:rPr>
-      </w:pPr>
-      <w:r>
-        <w:rPr>
-          <w:rFonts w:ascii="Times New Roman" w:hAnsi="Times New Roman" w:cs="Times New Roman"/>
-        </w:rPr>
         <w:t>10 fő felett a radardiagramm kiiktatása, opcionálissá tétele</w:t>
-      </w:r>
-    </w:p>
-    <w:p>
-      <w:pPr>
-        <w:pStyle w:val="Listaszerbekezds"/>
-        <w:numPr>
-          <w:ilvl w:val="0"/>
-          <w:numId w:val="4"/>
-        </w:numPr>
-        <w:ind w:left="1080"/>
-        <w:rPr>
-          <w:rFonts w:ascii="Times New Roman" w:hAnsi="Times New Roman" w:cs="Times New Roman"/>
-        </w:rPr>
-      </w:pPr>
-      <w:r>
-        <w:rPr>
-          <w:rFonts w:ascii="Times New Roman" w:hAnsi="Times New Roman" w:cs="Times New Roman"/>
-        </w:rPr>
-        <w:t>Visszajelzési rendszer kidolgozása</w:t>
-      </w:r>
-    </w:p>
-    <w:p>
-      <w:pPr>
-        <w:pStyle w:val="Listaszerbekezds"/>
-        <w:numPr>
-          <w:ilvl w:val="0"/>
-          <w:numId w:val="4"/>
-        </w:numPr>
-        <w:ind w:left="1080"/>
-        <w:rPr>
-          <w:rFonts w:ascii="Times New Roman" w:hAnsi="Times New Roman" w:cs="Times New Roman"/>
-        </w:rPr>
-      </w:pPr>
-      <w:r>
-        <w:rPr>
-          <w:rFonts w:ascii="Times New Roman" w:hAnsi="Times New Roman" w:cs="Times New Roman"/>
-        </w:rPr>
-        <w:t>„Hány értékelése van?” infó feltüntetése</w:t>
-      </w:r>
-    </w:p>
-    <w:p>
-      <w:pPr>
-        <w:pStyle w:val="Listaszerbekezds"/>
-        <w:numPr>
-          <w:ilvl w:val="0"/>
-          <w:numId w:val="4"/>
-        </w:numPr>
-        <w:ind w:left="1080"/>
-        <w:rPr>
-          <w:rFonts w:ascii="Times New Roman" w:hAnsi="Times New Roman" w:cs="Times New Roman"/>
-        </w:rPr>
-      </w:pPr>
-      <w:r>
-        <w:rPr>
-          <w:rFonts w:ascii="Times New Roman" w:hAnsi="Times New Roman" w:cs="Times New Roman"/>
-        </w:rPr>
-        <w:t>egyéni értékeléseknél elcsúszó menü elemek kiigazítása</w:t>
       </w:r>
     </w:p>
     <w:p>
@@ -1271,192 +377,11 @@
         <w:rPr>
           <w:rFonts w:ascii="Times New Roman" w:hAnsi="Times New Roman" w:cs="Times New Roman"/>
         </w:rPr>
-        <w:t>„Mikor lépett be utójára” napló</w:t>
-      </w:r>
-    </w:p>
-    <w:p>
-      <w:pPr>
-        <w:pStyle w:val="Listaszerbekezds"/>
-        <w:numPr>
-          <w:ilvl w:val="0"/>
-          <w:numId w:val="5"/>
-        </w:numPr>
-        <w:ind w:left="1080"/>
-        <w:rPr>
-          <w:rFonts w:ascii="Times New Roman" w:hAnsi="Times New Roman" w:cs="Times New Roman"/>
-        </w:rPr>
-      </w:pPr>
-      <w:r>
-        <w:rPr>
-          <w:rFonts w:ascii="Times New Roman" w:hAnsi="Times New Roman" w:cs="Times New Roman"/>
-        </w:rPr>
-        <w:t>„Mit tett utójára” napló</w:t>
-      </w:r>
-    </w:p>
-    <w:p>
-      <w:pPr>
-        <w:pStyle w:val="Listaszerbekezds"/>
-        <w:numPr>
-          <w:ilvl w:val="0"/>
-          <w:numId w:val="5"/>
-        </w:numPr>
-        <w:ind w:left="1080"/>
-        <w:rPr>
-          <w:rFonts w:ascii="Times New Roman" w:hAnsi="Times New Roman" w:cs="Times New Roman"/>
-        </w:rPr>
-      </w:pPr>
-      <w:r>
-        <w:rPr>
-          <w:rFonts w:ascii="Times New Roman" w:hAnsi="Times New Roman" w:cs="Times New Roman"/>
-        </w:rPr>
-        <w:t>Feltöltési statisztika a kérdések adatbázisáról, feltöltővel együtt</w:t>
-      </w:r>
-    </w:p>
-    <w:p>
-      <w:pPr>
-        <w:pStyle w:val="Listaszerbekezds"/>
-        <w:numPr>
-          <w:ilvl w:val="0"/>
-          <w:numId w:val="5"/>
-        </w:numPr>
-        <w:ind w:left="1080"/>
-        <w:rPr>
-          <w:rFonts w:ascii="Times New Roman" w:hAnsi="Times New Roman" w:cs="Times New Roman"/>
-        </w:rPr>
-      </w:pPr>
-      <w:r>
-        <w:rPr>
-          <w:rFonts w:ascii="Times New Roman" w:hAnsi="Times New Roman" w:cs="Times New Roman"/>
-        </w:rPr>
-        <w:t>Hozzájárulások feltüntetése és törlési lehetősége</w:t>
-      </w:r>
-    </w:p>
-    <w:p>
-      <w:pPr>
-        <w:pStyle w:val="Listaszerbekezds"/>
-        <w:numPr>
-          <w:ilvl w:val="0"/>
-          <w:numId w:val="5"/>
-        </w:numPr>
-        <w:ind w:left="1080"/>
-        <w:rPr>
-          <w:rFonts w:ascii="Times New Roman" w:hAnsi="Times New Roman" w:cs="Times New Roman"/>
-        </w:rPr>
-      </w:pPr>
-      <w:r>
-        <w:rPr>
-          <w:rFonts w:ascii="Times New Roman" w:hAnsi="Times New Roman" w:cs="Times New Roman"/>
-        </w:rPr>
-        <w:t>Kategória és diagramm színek rendbetétele</w:t>
-      </w:r>
-    </w:p>
-    <w:p>
-      <w:pPr>
-        <w:pStyle w:val="Listaszerbekezds"/>
-        <w:numPr>
-          <w:ilvl w:val="0"/>
-          <w:numId w:val="5"/>
-        </w:numPr>
-        <w:ind w:left="1080"/>
-        <w:rPr>
-          <w:rFonts w:ascii="Times New Roman" w:hAnsi="Times New Roman" w:cs="Times New Roman"/>
-        </w:rPr>
-      </w:pPr>
-      <w:r>
-        <w:rPr>
-          <w:rFonts w:ascii="Times New Roman" w:hAnsi="Times New Roman" w:cs="Times New Roman"/>
-        </w:rPr>
         <w:t>Egyértelműbb feltöltési segédlet</w:t>
       </w:r>
     </w:p>
     <w:p>
       <w:pPr>
-        <w:pStyle w:val="Listaszerbekezds"/>
-        <w:numPr>
-          <w:ilvl w:val="0"/>
-          <w:numId w:val="5"/>
-        </w:numPr>
-        <w:ind w:left="1080"/>
-        <w:rPr>
-          <w:rFonts w:ascii="Times New Roman" w:hAnsi="Times New Roman" w:cs="Times New Roman"/>
-        </w:rPr>
-      </w:pPr>
-      <w:r>
-        <w:rPr>
-          <w:rFonts w:ascii="Times New Roman" w:hAnsi="Times New Roman" w:cs="Times New Roman"/>
-        </w:rPr>
-        <w:t xml:space="preserve">Intézményi adatok feltüntetése és jelzés külön </w:t>
-      </w:r>
-      <w:proofErr w:type="spellStart"/>
-      <w:r>
-        <w:rPr>
-          <w:rFonts w:ascii="Times New Roman" w:hAnsi="Times New Roman" w:cs="Times New Roman"/>
-        </w:rPr>
-        <w:t>admin</w:t>
-      </w:r>
-      <w:proofErr w:type="spellEnd"/>
-      <w:r>
-        <w:rPr>
-          <w:rFonts w:ascii="Times New Roman" w:hAnsi="Times New Roman" w:cs="Times New Roman"/>
-        </w:rPr>
-        <w:t xml:space="preserve"> felület felé</w:t>
-      </w:r>
-    </w:p>
-    <w:p>
-      <w:pPr>
-        <w:pStyle w:val="Listaszerbekezds"/>
-        <w:numPr>
-          <w:ilvl w:val="0"/>
-          <w:numId w:val="5"/>
-        </w:numPr>
-        <w:ind w:left="1080"/>
-        <w:rPr>
-          <w:rFonts w:ascii="Times New Roman" w:hAnsi="Times New Roman" w:cs="Times New Roman"/>
-        </w:rPr>
-      </w:pPr>
-      <w:r>
-        <w:rPr>
-          <w:rFonts w:ascii="Times New Roman" w:hAnsi="Times New Roman" w:cs="Times New Roman"/>
-        </w:rPr>
-        <w:t>Teljes témakör törlés bevezetése</w:t>
-      </w:r>
-    </w:p>
-    <w:p>
-      <w:pPr>
-        <w:pStyle w:val="Listaszerbekezds"/>
-        <w:numPr>
-          <w:ilvl w:val="0"/>
-          <w:numId w:val="5"/>
-        </w:numPr>
-        <w:ind w:left="1080"/>
-        <w:rPr>
-          <w:rFonts w:ascii="Times New Roman" w:hAnsi="Times New Roman" w:cs="Times New Roman"/>
-        </w:rPr>
-      </w:pPr>
-      <w:r>
-        <w:rPr>
-          <w:rFonts w:ascii="Times New Roman" w:hAnsi="Times New Roman" w:cs="Times New Roman"/>
-        </w:rPr>
-        <w:t xml:space="preserve">AI </w:t>
-      </w:r>
-      <w:proofErr w:type="spellStart"/>
-      <w:r>
-        <w:rPr>
-          <w:rFonts w:ascii="Times New Roman" w:hAnsi="Times New Roman" w:cs="Times New Roman"/>
-        </w:rPr>
-        <w:t>promt</w:t>
-      </w:r>
-      <w:proofErr w:type="spellEnd"/>
-      <w:r>
-        <w:rPr>
-          <w:rFonts w:ascii="Times New Roman" w:hAnsi="Times New Roman" w:cs="Times New Roman"/>
-        </w:rPr>
-        <w:t xml:space="preserve"> szerkesztés a szakmai anyaghoz</w:t>
-      </w:r>
-    </w:p>
-    <w:p>
-      <w:pPr>
-        <w:ind w:left="360"/>
         <w:rPr>
           <w:rFonts w:ascii="Times New Roman" w:hAnsi="Times New Roman" w:cs="Times New Roman"/>
           <w:b/>
@@ -1471,524 +396,6 @@
           <w:bCs/>
           <w:u w:val="single"/>
         </w:rPr>
-        <w:t>upload.</w:t>
-      </w:r>
-      <w:r>
-        <w:rPr>
-          <w:rFonts w:ascii="Times New Roman" w:hAnsi="Times New Roman" w:cs="Times New Roman"/>
-          <w:b/>
-          <w:bCs/>
-          <w:u w:val="single"/>
-        </w:rPr>
-        <w:t>html</w:t>
-      </w:r>
-    </w:p>
-    <w:p>
-      <w:pPr>
-        <w:pStyle w:val="Listaszerbekezds"/>
-        <w:numPr>
-          <w:ilvl w:val="0"/>
-          <w:numId w:val="6"/>
-        </w:numPr>
-        <w:ind w:left="1080"/>
-        <w:rPr>
-          <w:rFonts w:ascii="Times New Roman" w:hAnsi="Times New Roman" w:cs="Times New Roman"/>
-          <w:b/>
-          <w:bCs/>
-          <w:u w:val="single"/>
-        </w:rPr>
-      </w:pPr>
-      <w:proofErr w:type="spellStart"/>
-      <w:proofErr w:type="gramStart"/>
-      <w:r>
-        <w:rPr>
-          <w:rFonts w:ascii="Times New Roman" w:hAnsi="Times New Roman" w:cs="Times New Roman"/>
-        </w:rPr>
-        <w:t>Tooltippek</w:t>
-      </w:r>
-      <w:proofErr w:type="spellEnd"/>
-      <w:r>
-        <w:rPr>
-          <w:rFonts w:ascii="Times New Roman" w:hAnsi="Times New Roman" w:cs="Times New Roman"/>
-        </w:rPr>
-        <w:t xml:space="preserve">  a</w:t>
-      </w:r>
-      <w:proofErr w:type="gramEnd"/>
-      <w:r>
-        <w:rPr>
-          <w:rFonts w:ascii="Times New Roman" w:hAnsi="Times New Roman" w:cs="Times New Roman"/>
-        </w:rPr>
-        <w:t xml:space="preserve"> feltöltési segédlethez</w:t>
-      </w:r>
-    </w:p>
-    <w:p>
-      <w:pPr>
-        <w:pStyle w:val="Listaszerbekezds"/>
-        <w:numPr>
-          <w:ilvl w:val="0"/>
-          <w:numId w:val="6"/>
-        </w:numPr>
-        <w:ind w:left="1080"/>
-        <w:rPr>
-          <w:rFonts w:ascii="Times New Roman" w:hAnsi="Times New Roman" w:cs="Times New Roman"/>
-          <w:b/>
-          <w:bCs/>
-          <w:u w:val="single"/>
-        </w:rPr>
-      </w:pPr>
-      <w:proofErr w:type="spellStart"/>
-      <w:r>
-        <w:rPr>
-          <w:rFonts w:ascii="Times New Roman" w:hAnsi="Times New Roman" w:cs="Times New Roman"/>
-        </w:rPr>
-        <w:t>Navmenü</w:t>
-      </w:r>
-      <w:proofErr w:type="spellEnd"/>
-      <w:r>
-        <w:rPr>
-          <w:rFonts w:ascii="Times New Roman" w:hAnsi="Times New Roman" w:cs="Times New Roman"/>
-        </w:rPr>
-        <w:t xml:space="preserve"> áthelyezése és stilizálása</w:t>
-      </w:r>
-    </w:p>
-    <w:p>
-      <w:pPr>
-        <w:pStyle w:val="Listaszerbekezds"/>
-        <w:numPr>
-          <w:ilvl w:val="0"/>
-          <w:numId w:val="6"/>
-        </w:numPr>
-        <w:ind w:left="1080"/>
-        <w:rPr>
-          <w:rFonts w:ascii="Times New Roman" w:hAnsi="Times New Roman" w:cs="Times New Roman"/>
-          <w:b/>
-          <w:bCs/>
-          <w:u w:val="single"/>
-        </w:rPr>
-      </w:pPr>
-      <w:r>
-        <w:rPr>
-          <w:rFonts w:ascii="Times New Roman" w:hAnsi="Times New Roman" w:cs="Times New Roman"/>
-        </w:rPr>
-        <w:t>Már kész kérdések szerkesztésének egyértelmű színkód jelölésének használat eltérő ágaknál</w:t>
-      </w:r>
-    </w:p>
-    <w:p>
-      <w:pPr>
-        <w:pStyle w:val="Listaszerbekezds"/>
-        <w:numPr>
-          <w:ilvl w:val="0"/>
-          <w:numId w:val="6"/>
-        </w:numPr>
-        <w:ind w:left="1080"/>
-        <w:rPr>
-          <w:rFonts w:ascii="Times New Roman" w:hAnsi="Times New Roman" w:cs="Times New Roman"/>
-          <w:b/>
-          <w:bCs/>
-          <w:u w:val="single"/>
-        </w:rPr>
-      </w:pPr>
-      <w:r>
-        <w:rPr>
-          <w:rFonts w:ascii="Times New Roman" w:hAnsi="Times New Roman" w:cs="Times New Roman"/>
-        </w:rPr>
-        <w:t>UI felosztása és stilizálása</w:t>
-      </w:r>
-    </w:p>
-    <w:p>
-      <w:pPr>
-        <w:pStyle w:val="Listaszerbekezds"/>
-        <w:numPr>
-          <w:ilvl w:val="0"/>
-          <w:numId w:val="6"/>
-        </w:numPr>
-        <w:ind w:left="1080"/>
-        <w:rPr>
-          <w:rFonts w:ascii="Times New Roman" w:hAnsi="Times New Roman" w:cs="Times New Roman"/>
-          <w:b/>
-          <w:bCs/>
-          <w:u w:val="single"/>
-        </w:rPr>
-      </w:pPr>
-      <w:r>
-        <w:rPr>
-          <w:rFonts w:ascii="Times New Roman" w:hAnsi="Times New Roman" w:cs="Times New Roman"/>
-        </w:rPr>
-        <w:t xml:space="preserve">Nézet gomb áthozása a </w:t>
-      </w:r>
-      <w:proofErr w:type="spellStart"/>
-      <w:r>
-        <w:rPr>
-          <w:rFonts w:ascii="Times New Roman" w:hAnsi="Times New Roman" w:cs="Times New Roman"/>
-        </w:rPr>
-        <w:t>user</w:t>
-      </w:r>
-      <w:proofErr w:type="spellEnd"/>
-      <w:r>
-        <w:rPr>
-          <w:rFonts w:ascii="Times New Roman" w:hAnsi="Times New Roman" w:cs="Times New Roman"/>
-        </w:rPr>
-        <w:t xml:space="preserve"> menüből</w:t>
-      </w:r>
-    </w:p>
-    <w:p>
-      <w:pPr>
-        <w:pStyle w:val="Listaszerbekezds"/>
-        <w:numPr>
-          <w:ilvl w:val="0"/>
-          <w:numId w:val="6"/>
-        </w:numPr>
-        <w:ind w:left="1080"/>
-        <w:rPr>
-          <w:rFonts w:ascii="Times New Roman" w:hAnsi="Times New Roman" w:cs="Times New Roman"/>
-          <w:b/>
-          <w:bCs/>
-          <w:u w:val="single"/>
-        </w:rPr>
-      </w:pPr>
-      <w:r>
-        <w:rPr>
-          <w:rFonts w:ascii="Times New Roman" w:hAnsi="Times New Roman" w:cs="Times New Roman"/>
-        </w:rPr>
-        <w:t xml:space="preserve">„Felöltési varázsló” létrehozása </w:t>
-      </w:r>
-    </w:p>
-    <w:p>
-      <w:pPr>
-        <w:pStyle w:val="Listaszerbekezds"/>
-        <w:numPr>
-          <w:ilvl w:val="0"/>
-          <w:numId w:val="6"/>
-        </w:numPr>
-        <w:ind w:left="1080"/>
-        <w:rPr>
-          <w:rFonts w:ascii="Times New Roman" w:hAnsi="Times New Roman" w:cs="Times New Roman"/>
-          <w:b/>
-          <w:bCs/>
-          <w:u w:val="single"/>
-        </w:rPr>
-      </w:pPr>
-      <w:r>
-        <w:rPr>
-          <w:rFonts w:ascii="Times New Roman" w:hAnsi="Times New Roman" w:cs="Times New Roman"/>
-        </w:rPr>
-        <w:t>Mérési módszertani segédlet a pontszámítóhoz</w:t>
-      </w:r>
-    </w:p>
-    <w:p>
-      <w:pPr>
-        <w:pStyle w:val="Listaszerbekezds"/>
-        <w:numPr>
-          <w:ilvl w:val="0"/>
-          <w:numId w:val="6"/>
-        </w:numPr>
-        <w:ind w:left="1080"/>
-        <w:rPr>
-          <w:rFonts w:ascii="Times New Roman" w:hAnsi="Times New Roman" w:cs="Times New Roman"/>
-          <w:b/>
-          <w:bCs/>
-          <w:u w:val="single"/>
-        </w:rPr>
-      </w:pPr>
-      <w:r>
-        <w:rPr>
-          <w:rFonts w:ascii="Times New Roman" w:hAnsi="Times New Roman" w:cs="Times New Roman"/>
-        </w:rPr>
-        <w:t>Alkategória, altéma átnevezése és törlése in line</w:t>
-      </w:r>
-    </w:p>
-    <w:p>
-      <w:pPr>
-        <w:ind w:left="360"/>
-        <w:rPr>
-          <w:rFonts w:ascii="Times New Roman" w:hAnsi="Times New Roman" w:cs="Times New Roman"/>
-          <w:b/>
-          <w:bCs/>
-          <w:u w:val="single"/>
-        </w:rPr>
-      </w:pPr>
-      <w:r>
-        <w:rPr>
-          <w:rFonts w:ascii="Times New Roman" w:hAnsi="Times New Roman" w:cs="Times New Roman"/>
-          <w:b/>
-          <w:bCs/>
-          <w:u w:val="single"/>
-        </w:rPr>
-        <w:t>ertekelo</w:t>
-      </w:r>
-      <w:r>
-        <w:rPr>
-          <w:rFonts w:ascii="Times New Roman" w:hAnsi="Times New Roman" w:cs="Times New Roman"/>
-          <w:b/>
-          <w:bCs/>
-          <w:u w:val="single"/>
-        </w:rPr>
-        <w:t>.html</w:t>
-      </w:r>
-    </w:p>
-    <w:p>
-      <w:pPr>
-        <w:pStyle w:val="Listaszerbekezds"/>
-        <w:numPr>
-          <w:ilvl w:val="0"/>
-          <w:numId w:val="7"/>
-        </w:numPr>
-        <w:ind w:left="1080"/>
-        <w:rPr>
-          <w:rFonts w:ascii="Times New Roman" w:hAnsi="Times New Roman" w:cs="Times New Roman"/>
-          <w:b/>
-          <w:bCs/>
-          <w:u w:val="single"/>
-        </w:rPr>
-      </w:pPr>
-      <w:r>
-        <w:rPr>
-          <w:rFonts w:ascii="Times New Roman" w:hAnsi="Times New Roman" w:cs="Times New Roman"/>
-        </w:rPr>
-        <w:t>Felső menüsáv rendbetétele és stilizálása</w:t>
-      </w:r>
-    </w:p>
-    <w:p>
-      <w:pPr>
-        <w:pStyle w:val="Listaszerbekezds"/>
-        <w:numPr>
-          <w:ilvl w:val="0"/>
-          <w:numId w:val="7"/>
-        </w:numPr>
-        <w:ind w:left="1080"/>
-        <w:rPr>
-          <w:rFonts w:ascii="Times New Roman" w:hAnsi="Times New Roman" w:cs="Times New Roman"/>
-          <w:b/>
-          <w:bCs/>
-          <w:u w:val="single"/>
-        </w:rPr>
-      </w:pPr>
-      <w:r>
-        <w:rPr>
-          <w:rFonts w:ascii="Times New Roman" w:hAnsi="Times New Roman" w:cs="Times New Roman"/>
-        </w:rPr>
-        <w:t>Diagrammok együttes és közös nyomtatása</w:t>
-      </w:r>
-    </w:p>
-    <w:p>
-      <w:pPr>
-        <w:pStyle w:val="Listaszerbekezds"/>
-        <w:numPr>
-          <w:ilvl w:val="0"/>
-          <w:numId w:val="7"/>
-        </w:numPr>
-        <w:ind w:left="1080"/>
-        <w:rPr>
-          <w:rFonts w:ascii="Times New Roman" w:hAnsi="Times New Roman" w:cs="Times New Roman"/>
-          <w:b/>
-          <w:bCs/>
-          <w:u w:val="single"/>
-        </w:rPr>
-      </w:pPr>
-      <w:r>
-        <w:rPr>
-          <w:rFonts w:ascii="Times New Roman" w:hAnsi="Times New Roman" w:cs="Times New Roman"/>
-        </w:rPr>
-        <w:t>radar és oszlop diagramm bevezetése</w:t>
-      </w:r>
-    </w:p>
-    <w:p>
-      <w:pPr>
-        <w:pStyle w:val="Listaszerbekezds"/>
-        <w:numPr>
-          <w:ilvl w:val="0"/>
-          <w:numId w:val="7"/>
-        </w:numPr>
-        <w:ind w:left="1080"/>
-        <w:rPr>
-          <w:rFonts w:ascii="Times New Roman" w:hAnsi="Times New Roman" w:cs="Times New Roman"/>
-          <w:b/>
-          <w:bCs/>
-          <w:u w:val="single"/>
-        </w:rPr>
-      </w:pPr>
-      <w:r>
-        <w:rPr>
-          <w:rFonts w:ascii="Times New Roman" w:hAnsi="Times New Roman" w:cs="Times New Roman"/>
-        </w:rPr>
-        <w:t xml:space="preserve">különböző diagrammok közötti váltás </w:t>
-      </w:r>
-    </w:p>
-    <w:p>
-      <w:pPr>
-        <w:pStyle w:val="Listaszerbekezds"/>
-        <w:numPr>
-          <w:ilvl w:val="0"/>
-          <w:numId w:val="7"/>
-        </w:numPr>
-        <w:ind w:left="1080"/>
-        <w:rPr>
-          <w:rFonts w:ascii="Times New Roman" w:hAnsi="Times New Roman" w:cs="Times New Roman"/>
-          <w:b/>
-          <w:bCs/>
-          <w:u w:val="single"/>
-        </w:rPr>
-      </w:pPr>
-      <w:r>
-        <w:rPr>
-          <w:rFonts w:ascii="Times New Roman" w:hAnsi="Times New Roman" w:cs="Times New Roman"/>
-        </w:rPr>
-        <w:t xml:space="preserve">Mentési </w:t>
-      </w:r>
-      <w:proofErr w:type="spellStart"/>
-      <w:r>
-        <w:rPr>
-          <w:rFonts w:ascii="Times New Roman" w:hAnsi="Times New Roman" w:cs="Times New Roman"/>
-        </w:rPr>
-        <w:t>automatizáció</w:t>
-      </w:r>
-      <w:proofErr w:type="spellEnd"/>
-    </w:p>
-    <w:p>
-      <w:pPr>
-        <w:pStyle w:val="Listaszerbekezds"/>
-        <w:numPr>
-          <w:ilvl w:val="0"/>
-          <w:numId w:val="7"/>
-        </w:numPr>
-        <w:ind w:left="1080"/>
-        <w:rPr>
-          <w:rFonts w:ascii="Times New Roman" w:hAnsi="Times New Roman" w:cs="Times New Roman"/>
-          <w:b/>
-          <w:bCs/>
-          <w:u w:val="single"/>
-        </w:rPr>
-      </w:pPr>
-      <w:r>
-        <w:rPr>
-          <w:rFonts w:ascii="Times New Roman" w:hAnsi="Times New Roman" w:cs="Times New Roman"/>
-        </w:rPr>
-        <w:t>megosztás alapján egy naplózási nézet létrehozása a módosítások idejéről és tényéről</w:t>
-      </w:r>
-    </w:p>
-    <w:p>
-      <w:pPr>
-        <w:pStyle w:val="Listaszerbekezds"/>
-        <w:numPr>
-          <w:ilvl w:val="0"/>
-          <w:numId w:val="7"/>
-        </w:numPr>
-        <w:ind w:left="1080"/>
-        <w:rPr>
-          <w:rFonts w:ascii="Times New Roman" w:hAnsi="Times New Roman" w:cs="Times New Roman"/>
-          <w:b/>
-          <w:bCs/>
-          <w:u w:val="single"/>
-        </w:rPr>
-      </w:pPr>
-      <w:r>
-        <w:rPr>
-          <w:rFonts w:ascii="Times New Roman" w:hAnsi="Times New Roman" w:cs="Times New Roman"/>
-        </w:rPr>
-        <w:t>keresősáv létrehozása és funkciója</w:t>
-      </w:r>
-    </w:p>
-    <w:p>
-      <w:pPr>
-        <w:pStyle w:val="Listaszerbekezds"/>
-        <w:numPr>
-          <w:ilvl w:val="0"/>
-          <w:numId w:val="7"/>
-        </w:numPr>
-        <w:ind w:left="1080"/>
-        <w:rPr>
-          <w:rFonts w:ascii="Times New Roman" w:hAnsi="Times New Roman" w:cs="Times New Roman"/>
-          <w:b/>
-          <w:bCs/>
-          <w:u w:val="single"/>
-        </w:rPr>
-      </w:pPr>
-      <w:r>
-        <w:rPr>
-          <w:rFonts w:ascii="Times New Roman" w:hAnsi="Times New Roman" w:cs="Times New Roman"/>
-        </w:rPr>
-        <w:t>kattintása történő visszakeresés a kész értékelésekben</w:t>
-      </w:r>
-    </w:p>
-    <w:p>
-      <w:pPr>
-        <w:pStyle w:val="Listaszerbekezds"/>
-        <w:numPr>
-          <w:ilvl w:val="0"/>
-          <w:numId w:val="7"/>
-        </w:numPr>
-        <w:ind w:left="1080"/>
-        <w:rPr>
-          <w:rFonts w:ascii="Times New Roman" w:hAnsi="Times New Roman" w:cs="Times New Roman"/>
-          <w:b/>
-          <w:bCs/>
-          <w:u w:val="single"/>
-        </w:rPr>
-      </w:pPr>
-      <w:r>
-        <w:rPr>
-          <w:rFonts w:ascii="Times New Roman" w:hAnsi="Times New Roman" w:cs="Times New Roman"/>
-        </w:rPr>
-        <w:t>diagramm animációk visszahozása</w:t>
-      </w:r>
-    </w:p>
-    <w:p>
-      <w:pPr>
-        <w:pStyle w:val="Listaszerbekezds"/>
-        <w:numPr>
-          <w:ilvl w:val="0"/>
-          <w:numId w:val="7"/>
-        </w:numPr>
-        <w:ind w:left="1080"/>
-        <w:rPr>
-          <w:rFonts w:ascii="Times New Roman" w:hAnsi="Times New Roman" w:cs="Times New Roman"/>
-          <w:b/>
-          <w:bCs/>
-          <w:u w:val="single"/>
-        </w:rPr>
-      </w:pPr>
-      <w:r>
-        <w:rPr>
-          <w:rFonts w:ascii="Times New Roman" w:hAnsi="Times New Roman" w:cs="Times New Roman"/>
-        </w:rPr>
-        <w:t xml:space="preserve">oldalmenü </w:t>
-      </w:r>
-      <w:proofErr w:type="spellStart"/>
-      <w:r>
-        <w:rPr>
-          <w:rFonts w:ascii="Times New Roman" w:hAnsi="Times New Roman" w:cs="Times New Roman"/>
-        </w:rPr>
-        <w:t>átgondololása</w:t>
-      </w:r>
-      <w:proofErr w:type="spellEnd"/>
-    </w:p>
-    <w:p>
-      <w:pPr>
-        <w:rPr>
-          <w:rFonts w:ascii="Times New Roman" w:hAnsi="Times New Roman" w:cs="Times New Roman"/>
-          <w:b/>
-          <w:bCs/>
-          <w:u w:val="single"/>
-        </w:rPr>
-      </w:pPr>
-    </w:p>
-    <w:p>
-      <w:pPr>
-        <w:rPr>
-          <w:rFonts w:ascii="Times New Roman" w:hAnsi="Times New Roman" w:cs="Times New Roman"/>
-          <w:b/>
-          <w:bCs/>
-          <w:u w:val="single"/>
-        </w:rPr>
-      </w:pPr>
-      <w:r>
-        <w:rPr>
-          <w:rFonts w:ascii="Times New Roman" w:hAnsi="Times New Roman" w:cs="Times New Roman"/>
-          <w:b/>
-          <w:bCs/>
-          <w:u w:val="single"/>
-        </w:rPr>
-        <w:lastRenderedPageBreak/>
         <w:t>FELHASZNÁLHATÓSÁGI JAVÍTÁSOK</w:t>
       </w:r>
     </w:p>
@@ -2011,33 +418,16 @@
         </w:numPr>
         <w:rPr>
           <w:rFonts w:ascii="Times New Roman" w:hAnsi="Times New Roman" w:cs="Times New Roman"/>
-        </w:rPr>
-      </w:pPr>
-      <w:proofErr w:type="spellStart"/>
+          <w:b/>
+          <w:bCs/>
+          <w:u w:val="single"/>
+        </w:rPr>
+      </w:pPr>
       <w:r>
         <w:rPr>
           <w:rFonts w:ascii="Times New Roman" w:hAnsi="Times New Roman" w:cs="Times New Roman"/>
         </w:rPr>
-        <w:t>sysa</w:t>
-      </w:r>
-      <w:r>
-        <w:rPr>
-          <w:rFonts w:ascii="Times New Roman" w:hAnsi="Times New Roman" w:cs="Times New Roman"/>
-        </w:rPr>
-        <w:t>dminpanel</w:t>
-      </w:r>
-      <w:proofErr w:type="spellEnd"/>
-      <w:r>
-        <w:rPr>
-          <w:rFonts w:ascii="Times New Roman" w:hAnsi="Times New Roman" w:cs="Times New Roman"/>
-        </w:rPr>
-        <w:t xml:space="preserve"> bevezetése</w:t>
-      </w:r>
-      <w:r>
-        <w:rPr>
-          <w:rFonts w:ascii="Times New Roman" w:hAnsi="Times New Roman" w:cs="Times New Roman"/>
-        </w:rPr>
-        <w:t xml:space="preserve"> (Fizetési, ellenőrzési, hír és GYIK kezelő felület)</w:t>
+        <w:t>Aloldalak létrehozása</w:t>
       </w:r>
     </w:p>
     <w:p>
@@ -2058,199 +448,13 @@
         <w:rPr>
           <w:rFonts w:ascii="Times New Roman" w:hAnsi="Times New Roman" w:cs="Times New Roman"/>
         </w:rPr>
-        <w:t>Hierarchikus rend kivezetése (</w:t>
-      </w:r>
-      <w:proofErr w:type="spellStart"/>
-      <w:r>
-        <w:rPr>
-          <w:rFonts w:ascii="Times New Roman" w:hAnsi="Times New Roman" w:cs="Times New Roman"/>
-        </w:rPr>
-        <w:t>Skálázhás</w:t>
-      </w:r>
-      <w:proofErr w:type="spellEnd"/>
-      <w:r>
-        <w:rPr>
-          <w:rFonts w:ascii="Times New Roman" w:hAnsi="Times New Roman" w:cs="Times New Roman"/>
-        </w:rPr>
-        <w:t xml:space="preserve"> </w:t>
-      </w:r>
-      <w:proofErr w:type="spellStart"/>
-      <w:r>
-        <w:rPr>
-          <w:rFonts w:ascii="Times New Roman" w:hAnsi="Times New Roman" w:cs="Times New Roman"/>
-        </w:rPr>
-        <w:t>átlakítás</w:t>
-      </w:r>
-      <w:proofErr w:type="spellEnd"/>
-      <w:r>
-        <w:rPr>
-          <w:rFonts w:ascii="Times New Roman" w:hAnsi="Times New Roman" w:cs="Times New Roman"/>
-        </w:rPr>
-        <w:t>)</w:t>
-      </w:r>
-    </w:p>
-    <w:p>
-      <w:pPr>
-        <w:pStyle w:val="Listaszerbekezds"/>
-        <w:numPr>
-          <w:ilvl w:val="0"/>
-          <w:numId w:val="8"/>
-        </w:numPr>
-        <w:rPr>
-          <w:rFonts w:ascii="Times New Roman" w:hAnsi="Times New Roman" w:cs="Times New Roman"/>
-          <w:b/>
-          <w:bCs/>
-          <w:u w:val="single"/>
-        </w:rPr>
-      </w:pPr>
-      <w:r>
-        <w:rPr>
-          <w:rFonts w:ascii="Times New Roman" w:hAnsi="Times New Roman" w:cs="Times New Roman"/>
-        </w:rPr>
-        <w:t xml:space="preserve">3. normál forma elérés (adatbázis </w:t>
-      </w:r>
-      <w:proofErr w:type="spellStart"/>
-      <w:r>
-        <w:rPr>
-          <w:rFonts w:ascii="Times New Roman" w:hAnsi="Times New Roman" w:cs="Times New Roman"/>
-        </w:rPr>
-        <w:t>átlakítás</w:t>
-      </w:r>
-      <w:proofErr w:type="spellEnd"/>
-      <w:r>
-        <w:rPr>
-          <w:rFonts w:ascii="Times New Roman" w:hAnsi="Times New Roman" w:cs="Times New Roman"/>
-        </w:rPr>
-        <w:t>)</w:t>
-      </w:r>
-    </w:p>
-    <w:p>
-      <w:pPr>
-        <w:pStyle w:val="Listaszerbekezds"/>
-        <w:numPr>
-          <w:ilvl w:val="0"/>
-          <w:numId w:val="8"/>
-        </w:numPr>
-        <w:rPr>
-          <w:rFonts w:ascii="Times New Roman" w:hAnsi="Times New Roman" w:cs="Times New Roman"/>
-          <w:b/>
-          <w:bCs/>
-          <w:u w:val="single"/>
-        </w:rPr>
-      </w:pPr>
-      <w:r>
-        <w:rPr>
-          <w:rFonts w:ascii="Times New Roman" w:hAnsi="Times New Roman" w:cs="Times New Roman"/>
-        </w:rPr>
-        <w:t>Aloldalak létrehozása</w:t>
-      </w:r>
-    </w:p>
-    <w:p>
-      <w:pPr>
-        <w:pStyle w:val="Listaszerbekezds"/>
-        <w:numPr>
-          <w:ilvl w:val="0"/>
-          <w:numId w:val="8"/>
-        </w:numPr>
-        <w:rPr>
-          <w:rFonts w:ascii="Times New Roman" w:hAnsi="Times New Roman" w:cs="Times New Roman"/>
-          <w:b/>
-          <w:bCs/>
-          <w:u w:val="single"/>
-        </w:rPr>
-      </w:pPr>
-      <w:r>
-        <w:rPr>
-          <w:rFonts w:ascii="Times New Roman" w:hAnsi="Times New Roman" w:cs="Times New Roman"/>
-        </w:rPr>
-        <w:t>Adatvédelmi sablonok letöltésének integrálása a regisztrációhoz</w:t>
-      </w:r>
-    </w:p>
-    <w:p>
-      <w:pPr>
-        <w:pStyle w:val="Listaszerbekezds"/>
-        <w:numPr>
-          <w:ilvl w:val="0"/>
-          <w:numId w:val="8"/>
-        </w:numPr>
-        <w:rPr>
-          <w:rFonts w:ascii="Times New Roman" w:hAnsi="Times New Roman" w:cs="Times New Roman"/>
-          <w:b/>
-          <w:bCs/>
-          <w:u w:val="single"/>
-        </w:rPr>
-      </w:pPr>
-      <w:proofErr w:type="spellStart"/>
-      <w:r>
-        <w:rPr>
-          <w:rFonts w:ascii="Times New Roman" w:hAnsi="Times New Roman" w:cs="Times New Roman"/>
-        </w:rPr>
-        <w:t>Redundacia</w:t>
-      </w:r>
-      <w:proofErr w:type="spellEnd"/>
-      <w:r>
-        <w:rPr>
-          <w:rFonts w:ascii="Times New Roman" w:hAnsi="Times New Roman" w:cs="Times New Roman"/>
-        </w:rPr>
-        <w:t xml:space="preserve"> csökkentése (kódsor, kommentek, </w:t>
-      </w:r>
-      <w:proofErr w:type="spellStart"/>
-      <w:r>
-        <w:rPr>
-          <w:rFonts w:ascii="Times New Roman" w:hAnsi="Times New Roman" w:cs="Times New Roman"/>
-        </w:rPr>
-        <w:t>ophran</w:t>
-      </w:r>
-      <w:proofErr w:type="spellEnd"/>
-      <w:r>
-        <w:rPr>
-          <w:rFonts w:ascii="Times New Roman" w:hAnsi="Times New Roman" w:cs="Times New Roman"/>
-        </w:rPr>
-        <w:t xml:space="preserve"> </w:t>
-      </w:r>
-      <w:proofErr w:type="spellStart"/>
-      <w:r>
-        <w:rPr>
-          <w:rFonts w:ascii="Times New Roman" w:hAnsi="Times New Roman" w:cs="Times New Roman"/>
-        </w:rPr>
-        <w:t>pages</w:t>
-      </w:r>
-      <w:proofErr w:type="spellEnd"/>
-      <w:r>
-        <w:rPr>
-          <w:rFonts w:ascii="Times New Roman" w:hAnsi="Times New Roman" w:cs="Times New Roman"/>
-        </w:rPr>
-        <w:t>, függőségek)</w:t>
-      </w:r>
-    </w:p>
-    <w:p>
-      <w:pPr>
-        <w:pStyle w:val="Listaszerbekezds"/>
-        <w:numPr>
-          <w:ilvl w:val="0"/>
-          <w:numId w:val="8"/>
-        </w:numPr>
-        <w:rPr>
-          <w:rFonts w:ascii="Times New Roman" w:hAnsi="Times New Roman" w:cs="Times New Roman"/>
-          <w:b/>
-          <w:bCs/>
-          <w:u w:val="single"/>
-        </w:rPr>
-      </w:pPr>
-      <w:r>
-        <w:rPr>
-          <w:rFonts w:ascii="Times New Roman" w:hAnsi="Times New Roman" w:cs="Times New Roman"/>
-        </w:rPr>
         <w:t>Rendszeres biztosági mentés automatizálása</w:t>
       </w:r>
     </w:p>
     <w:p>
       <w:pPr>
         <w:pStyle w:val="Listaszerbekezds"/>
-        <w:numPr>
-          <w:ilvl w:val="0"/>
-          <w:numId w:val="8"/>
-        </w:numPr>
+        <w:ind w:left="1068"/>
         <w:rPr>
           <w:rFonts w:ascii="Times New Roman" w:hAnsi="Times New Roman" w:cs="Times New Roman"/>
           <w:b/>
@@ -2258,41 +462,6 @@
           <w:u w:val="single"/>
         </w:rPr>
       </w:pPr>
-      <w:r>
-        <w:rPr>
-          <w:rFonts w:ascii="Times New Roman" w:hAnsi="Times New Roman" w:cs="Times New Roman"/>
-        </w:rPr>
-        <w:t xml:space="preserve">Videós segédanyag </w:t>
-      </w:r>
-      <w:proofErr w:type="spellStart"/>
-      <w:r>
-        <w:rPr>
-          <w:rFonts w:ascii="Times New Roman" w:hAnsi="Times New Roman" w:cs="Times New Roman"/>
-        </w:rPr>
-        <w:t>youtub-ra</w:t>
-      </w:r>
-      <w:proofErr w:type="spellEnd"/>
-    </w:p>
-    <w:p>
-      <w:pPr>
-        <w:pStyle w:val="Listaszerbekezds"/>
-        <w:numPr>
-          <w:ilvl w:val="0"/>
-          <w:numId w:val="8"/>
-        </w:numPr>
-        <w:rPr>
-          <w:rFonts w:ascii="Times New Roman" w:hAnsi="Times New Roman" w:cs="Times New Roman"/>
-          <w:b/>
-          <w:bCs/>
-          <w:u w:val="single"/>
-        </w:rPr>
-      </w:pPr>
-      <w:r>
-        <w:rPr>
-          <w:rFonts w:ascii="Times New Roman" w:hAnsi="Times New Roman" w:cs="Times New Roman"/>
-        </w:rPr>
-        <w:t>Rendszer felkészítése különböző szakmai anyagok létrehozására</w:t>
-      </w:r>
     </w:p>
     <w:sectPr>
       <w:headerReference w:type="even" r:id="rId7"/>
@@ -2419,6 +588,7 @@
         <w:rFonts w:ascii="Times" w:hAnsi="Times"/>
         <w:i/>
         <w:iCs/>
+        <w:noProof/>
         <w:color w:val="AEAAAA" w:themeColor="background2" w:themeShade="BF"/>
         <w:sz w:val="24"/>
         <w:szCs w:val="24"/>
@@ -4099,6 +2269,7 @@
   <w:style w:type="character" w:default="1" w:styleId="Bekezdsalapbettpusa">
     <w:name w:val="Default Paragraph Font"/>
     <w:uiPriority w:val="1"/>
+    <w:semiHidden/>
     <w:unhideWhenUsed/>
   </w:style>
   <w:style w:type="table" w:default="1" w:styleId="Normltblzat">
